--- a/Backend/Director_Disclosure/Output_Disclosures/2024-25/ADANI_RENEWABLE_ENERGY_SEVEN_LIMITED/DIR-8/DIR8_Alok_Sharma_09184285.docx
+++ b/Backend/Director_Disclosure/Output_Disclosures/2024-25/ADANI_RENEWABLE_ENERGY_SEVEN_LIMITED/DIR-8/DIR8_Alok_Sharma_09184285.docx
@@ -189,7 +189,7 @@
           <w:b w:val="0"/>
           <w:sz w:val="23"/>
         </w:rPr>
-        <w:t>I, Alok Sharma, son/daughter of Mr. {{FATHER_NAME}}, resident of C-703 Aaryan City, New S G Road, Behind Vande Mataram Icon, Gota, Ahmedabad – 382481, Gujarat, India hereby give notice that I am/was a Director in the following companies during the last three years:-</w:t>
+        <w:t>I, ALOK SHARMA, son/daughter of Mr. {{FATHER_NAME}}, resident of C-703 Aaryan City, New S G Road, Behind Vande Mataram Icon, Gota, Ahmedabad – 382481, Gujarat, India hereby give notice that I am/was a Director in the following companies during the last three years:-</w:t>
       </w:r>
     </w:p>
     <w:p>
@@ -340,286 +340,6 @@
                 <w:b w:val="0"/>
                 <w:sz w:val="23"/>
               </w:rPr>
-              <w:t>ADANI SOLAR ENERGY BARMER ONE LIMITED</w:t>
-            </w:r>
-          </w:p>
-        </w:tc>
-        <w:tc>
-          <w:tcPr>
-            <w:tcW w:type="dxa" w:w="2610"/>
-          </w:tcPr>
-          <w:p>
-            <w:pPr>
-              <w:spacing w:after="0"/>
-              <w:jc w:val="center"/>
-            </w:pPr>
-            <w:r>
-              <w:rPr>
-                <w:rFonts w:ascii="Adani" w:hAnsi="Adani" w:eastAsia="Adani" w:cs="Adani"/>
-                <w:b w:val="0"/>
-                <w:sz w:val="23"/>
-              </w:rPr>
-              <w:t>04/04/2025</w:t>
-            </w:r>
-          </w:p>
-        </w:tc>
-        <w:tc>
-          <w:tcPr>
-            <w:tcW w:type="dxa" w:w="2250"/>
-          </w:tcPr>
-          <w:p>
-            <w:pPr>
-              <w:spacing w:after="0"/>
-              <w:jc w:val="center"/>
-            </w:pPr>
-          </w:p>
-        </w:tc>
-      </w:tr>
-      <w:tr>
-        <w:tc>
-          <w:tcPr>
-            <w:tcW w:type="dxa" w:w="636"/>
-          </w:tcPr>
-          <w:p>
-            <w:pPr>
-              <w:spacing w:after="0"/>
-              <w:ind w:left="360"/>
-            </w:pPr>
-            <w:r>
-              <w:rPr>
-                <w:rFonts w:ascii="Adani" w:hAnsi="Adani" w:eastAsia="Adani" w:cs="Adani"/>
-                <w:b w:val="0"/>
-                <w:sz w:val="23"/>
-              </w:rPr>
-              <w:t>2</w:t>
-            </w:r>
-          </w:p>
-        </w:tc>
-        <w:tc>
-          <w:tcPr>
-            <w:tcW w:type="dxa" w:w="3864"/>
-          </w:tcPr>
-          <w:p>
-            <w:pPr>
-              <w:spacing w:after="0"/>
-              <w:jc w:val="both"/>
-            </w:pPr>
-            <w:r>
-              <w:rPr>
-                <w:rFonts w:ascii="Adani" w:hAnsi="Adani" w:eastAsia="Adani" w:cs="Adani"/>
-                <w:b w:val="0"/>
-                <w:sz w:val="23"/>
-              </w:rPr>
-              <w:t>ADANI SOLAR ENERGY AP FOUR LIMITED</w:t>
-            </w:r>
-          </w:p>
-        </w:tc>
-        <w:tc>
-          <w:tcPr>
-            <w:tcW w:type="dxa" w:w="2610"/>
-          </w:tcPr>
-          <w:p>
-            <w:pPr>
-              <w:spacing w:after="0"/>
-              <w:jc w:val="center"/>
-            </w:pPr>
-            <w:r>
-              <w:rPr>
-                <w:rFonts w:ascii="Adani" w:hAnsi="Adani" w:eastAsia="Adani" w:cs="Adani"/>
-                <w:b w:val="0"/>
-                <w:sz w:val="23"/>
-              </w:rPr>
-              <w:t>17/07/2023</w:t>
-            </w:r>
-          </w:p>
-        </w:tc>
-        <w:tc>
-          <w:tcPr>
-            <w:tcW w:type="dxa" w:w="2250"/>
-          </w:tcPr>
-          <w:p>
-            <w:pPr>
-              <w:spacing w:after="0"/>
-              <w:jc w:val="center"/>
-            </w:pPr>
-          </w:p>
-        </w:tc>
-      </w:tr>
-      <w:tr>
-        <w:tc>
-          <w:tcPr>
-            <w:tcW w:type="dxa" w:w="636"/>
-          </w:tcPr>
-          <w:p>
-            <w:pPr>
-              <w:spacing w:after="0"/>
-              <w:ind w:left="360"/>
-            </w:pPr>
-            <w:r>
-              <w:rPr>
-                <w:rFonts w:ascii="Adani" w:hAnsi="Adani" w:eastAsia="Adani" w:cs="Adani"/>
-                <w:b w:val="0"/>
-                <w:sz w:val="23"/>
-              </w:rPr>
-              <w:t>3</w:t>
-            </w:r>
-          </w:p>
-        </w:tc>
-        <w:tc>
-          <w:tcPr>
-            <w:tcW w:type="dxa" w:w="3864"/>
-          </w:tcPr>
-          <w:p>
-            <w:pPr>
-              <w:spacing w:after="0"/>
-              <w:jc w:val="both"/>
-            </w:pPr>
-            <w:r>
-              <w:rPr>
-                <w:rFonts w:ascii="Adani" w:hAnsi="Adani" w:eastAsia="Adani" w:cs="Adani"/>
-                <w:b w:val="0"/>
-                <w:sz w:val="23"/>
-              </w:rPr>
-              <w:t>ADANI RENEWABLE ENERGY SEVEN LIMITED</w:t>
-            </w:r>
-          </w:p>
-        </w:tc>
-        <w:tc>
-          <w:tcPr>
-            <w:tcW w:type="dxa" w:w="2610"/>
-          </w:tcPr>
-          <w:p>
-            <w:pPr>
-              <w:spacing w:after="0"/>
-              <w:jc w:val="center"/>
-            </w:pPr>
-            <w:r>
-              <w:rPr>
-                <w:rFonts w:ascii="Adani" w:hAnsi="Adani" w:eastAsia="Adani" w:cs="Adani"/>
-                <w:b w:val="0"/>
-                <w:sz w:val="23"/>
-              </w:rPr>
-              <w:t>13/07/2023</w:t>
-            </w:r>
-          </w:p>
-        </w:tc>
-        <w:tc>
-          <w:tcPr>
-            <w:tcW w:type="dxa" w:w="2250"/>
-          </w:tcPr>
-          <w:p>
-            <w:pPr>
-              <w:spacing w:after="0"/>
-              <w:jc w:val="center"/>
-            </w:pPr>
-          </w:p>
-        </w:tc>
-      </w:tr>
-      <w:tr>
-        <w:tc>
-          <w:tcPr>
-            <w:tcW w:type="dxa" w:w="636"/>
-          </w:tcPr>
-          <w:p>
-            <w:pPr>
-              <w:spacing w:after="0"/>
-              <w:ind w:left="360"/>
-            </w:pPr>
-            <w:r>
-              <w:rPr>
-                <w:rFonts w:ascii="Adani" w:hAnsi="Adani" w:eastAsia="Adani" w:cs="Adani"/>
-                <w:b w:val="0"/>
-                <w:sz w:val="23"/>
-              </w:rPr>
-              <w:t>4</w:t>
-            </w:r>
-          </w:p>
-        </w:tc>
-        <w:tc>
-          <w:tcPr>
-            <w:tcW w:type="dxa" w:w="3864"/>
-          </w:tcPr>
-          <w:p>
-            <w:pPr>
-              <w:spacing w:after="0"/>
-              <w:jc w:val="both"/>
-            </w:pPr>
-            <w:r>
-              <w:rPr>
-                <w:rFonts w:ascii="Adani" w:hAnsi="Adani" w:eastAsia="Adani" w:cs="Adani"/>
-                <w:b w:val="0"/>
-                <w:sz w:val="23"/>
-              </w:rPr>
-              <w:t>ADANI WIND ENERGY (GUJARAT) LIMITED</w:t>
-            </w:r>
-          </w:p>
-        </w:tc>
-        <w:tc>
-          <w:tcPr>
-            <w:tcW w:type="dxa" w:w="2610"/>
-          </w:tcPr>
-          <w:p>
-            <w:pPr>
-              <w:spacing w:after="0"/>
-              <w:jc w:val="center"/>
-            </w:pPr>
-            <w:r>
-              <w:rPr>
-                <w:rFonts w:ascii="Adani" w:hAnsi="Adani" w:eastAsia="Adani" w:cs="Adani"/>
-                <w:b w:val="0"/>
-                <w:sz w:val="23"/>
-              </w:rPr>
-              <w:t>05/09/2022</w:t>
-            </w:r>
-          </w:p>
-        </w:tc>
-        <w:tc>
-          <w:tcPr>
-            <w:tcW w:type="dxa" w:w="2250"/>
-          </w:tcPr>
-          <w:p>
-            <w:pPr>
-              <w:spacing w:after="0"/>
-              <w:jc w:val="center"/>
-            </w:pPr>
-          </w:p>
-        </w:tc>
-      </w:tr>
-      <w:tr>
-        <w:tc>
-          <w:tcPr>
-            <w:tcW w:type="dxa" w:w="636"/>
-          </w:tcPr>
-          <w:p>
-            <w:pPr>
-              <w:spacing w:after="0"/>
-              <w:ind w:left="360"/>
-            </w:pPr>
-            <w:r>
-              <w:rPr>
-                <w:rFonts w:ascii="Adani" w:hAnsi="Adani" w:eastAsia="Adani" w:cs="Adani"/>
-                <w:b w:val="0"/>
-                <w:sz w:val="23"/>
-              </w:rPr>
-              <w:t>5</w:t>
-            </w:r>
-          </w:p>
-        </w:tc>
-        <w:tc>
-          <w:tcPr>
-            <w:tcW w:type="dxa" w:w="3864"/>
-          </w:tcPr>
-          <w:p>
-            <w:pPr>
-              <w:spacing w:after="0"/>
-              <w:jc w:val="both"/>
-            </w:pPr>
-            <w:r>
-              <w:rPr>
-                <w:rFonts w:ascii="Adani" w:hAnsi="Adani" w:eastAsia="Adani" w:cs="Adani"/>
-                <w:b w:val="0"/>
-                <w:sz w:val="23"/>
-              </w:rPr>
               <w:t>ADANI RENEWABLE ENERGY EIGHT LIMITED</w:t>
             </w:r>
           </w:p>
@@ -671,7 +391,7 @@
                 <w:b w:val="0"/>
                 <w:sz w:val="23"/>
               </w:rPr>
-              <w:t>6</w:t>
+              <w:t>2</w:t>
             </w:r>
           </w:p>
         </w:tc>
@@ -690,7 +410,7 @@
                 <w:b w:val="0"/>
                 <w:sz w:val="23"/>
               </w:rPr>
-              <w:t>ADANI SOLAR ENERGY AP FIVE LIMITED</w:t>
+              <w:t>SURAJKIRAN RENEWABLE RESOURCES LIMITED</w:t>
             </w:r>
           </w:p>
         </w:tc>
@@ -741,7 +461,7 @@
                 <w:b w:val="0"/>
                 <w:sz w:val="23"/>
               </w:rPr>
-              <w:t>7</w:t>
+              <w:t>3</w:t>
             </w:r>
           </w:p>
         </w:tc>
@@ -760,7 +480,7 @@
                 <w:b w:val="0"/>
                 <w:sz w:val="23"/>
               </w:rPr>
-              <w:t>ADANI SOLAR ENERGY CHITRAKOOT ONE LIMITED</w:t>
+              <w:t>SURAJKIRAN SOLAR TECHNOLOGIES LIMITED</w:t>
             </w:r>
           </w:p>
         </w:tc>
@@ -780,146 +500,6 @@
                 <w:sz w:val="23"/>
               </w:rPr>
               <w:t>05/09/2022</w:t>
-            </w:r>
-          </w:p>
-        </w:tc>
-        <w:tc>
-          <w:tcPr>
-            <w:tcW w:type="dxa" w:w="2250"/>
-          </w:tcPr>
-          <w:p>
-            <w:pPr>
-              <w:spacing w:after="0"/>
-              <w:jc w:val="center"/>
-            </w:pPr>
-          </w:p>
-        </w:tc>
-      </w:tr>
-      <w:tr>
-        <w:tc>
-          <w:tcPr>
-            <w:tcW w:type="dxa" w:w="636"/>
-          </w:tcPr>
-          <w:p>
-            <w:pPr>
-              <w:spacing w:after="0"/>
-              <w:ind w:left="360"/>
-            </w:pPr>
-            <w:r>
-              <w:rPr>
-                <w:rFonts w:ascii="Adani" w:hAnsi="Adani" w:eastAsia="Adani" w:cs="Adani"/>
-                <w:b w:val="0"/>
-                <w:sz w:val="23"/>
-              </w:rPr>
-              <w:t>8</w:t>
-            </w:r>
-          </w:p>
-        </w:tc>
-        <w:tc>
-          <w:tcPr>
-            <w:tcW w:type="dxa" w:w="3864"/>
-          </w:tcPr>
-          <w:p>
-            <w:pPr>
-              <w:spacing w:after="0"/>
-              <w:jc w:val="both"/>
-            </w:pPr>
-            <w:r>
-              <w:rPr>
-                <w:rFonts w:ascii="Adani" w:hAnsi="Adani" w:eastAsia="Adani" w:cs="Adani"/>
-                <w:b w:val="0"/>
-                <w:sz w:val="23"/>
-              </w:rPr>
-              <w:t>ADANI SOLAR ENERGY JODHPUR TWO LIMITED</w:t>
-            </w:r>
-          </w:p>
-        </w:tc>
-        <w:tc>
-          <w:tcPr>
-            <w:tcW w:type="dxa" w:w="2610"/>
-          </w:tcPr>
-          <w:p>
-            <w:pPr>
-              <w:spacing w:after="0"/>
-              <w:jc w:val="center"/>
-            </w:pPr>
-            <w:r>
-              <w:rPr>
-                <w:rFonts w:ascii="Adani" w:hAnsi="Adani" w:eastAsia="Adani" w:cs="Adani"/>
-                <w:b w:val="0"/>
-                <w:sz w:val="23"/>
-              </w:rPr>
-              <w:t>05/09/2022</w:t>
-            </w:r>
-          </w:p>
-        </w:tc>
-        <w:tc>
-          <w:tcPr>
-            <w:tcW w:type="dxa" w:w="2250"/>
-          </w:tcPr>
-          <w:p>
-            <w:pPr>
-              <w:spacing w:after="0"/>
-              <w:jc w:val="center"/>
-            </w:pPr>
-          </w:p>
-        </w:tc>
-      </w:tr>
-      <w:tr>
-        <w:tc>
-          <w:tcPr>
-            <w:tcW w:type="dxa" w:w="636"/>
-          </w:tcPr>
-          <w:p>
-            <w:pPr>
-              <w:spacing w:after="0"/>
-              <w:ind w:left="360"/>
-            </w:pPr>
-            <w:r>
-              <w:rPr>
-                <w:rFonts w:ascii="Adani" w:hAnsi="Adani" w:eastAsia="Adani" w:cs="Adani"/>
-                <w:b w:val="0"/>
-                <w:sz w:val="23"/>
-              </w:rPr>
-              <w:t>9</w:t>
-            </w:r>
-          </w:p>
-        </w:tc>
-        <w:tc>
-          <w:tcPr>
-            <w:tcW w:type="dxa" w:w="3864"/>
-          </w:tcPr>
-          <w:p>
-            <w:pPr>
-              <w:spacing w:after="0"/>
-              <w:jc w:val="both"/>
-            </w:pPr>
-            <w:r>
-              <w:rPr>
-                <w:rFonts w:ascii="Adani" w:hAnsi="Adani" w:eastAsia="Adani" w:cs="Adani"/>
-                <w:b w:val="0"/>
-                <w:sz w:val="23"/>
-              </w:rPr>
-              <w:t>ADANI NEW INDUSTRIES LIMITED</w:t>
-            </w:r>
-          </w:p>
-        </w:tc>
-        <w:tc>
-          <w:tcPr>
-            <w:tcW w:type="dxa" w:w="2610"/>
-          </w:tcPr>
-          <w:p>
-            <w:pPr>
-              <w:spacing w:after="0"/>
-              <w:jc w:val="center"/>
-            </w:pPr>
-            <w:r>
-              <w:rPr>
-                <w:rFonts w:ascii="Adani" w:hAnsi="Adani" w:eastAsia="Adani" w:cs="Adani"/>
-                <w:b w:val="0"/>
-                <w:sz w:val="23"/>
-              </w:rPr>
-              <w:t>07/06/2021</w:t>
             </w:r>
           </w:p>
         </w:tc>
@@ -991,7 +571,7 @@
         </w:rPr>
         <w:t xml:space="preserve">Name           </w:t>
         <w:tab/>
-        <w:t xml:space="preserve">:  Alok Sharma</w:t>
+        <w:t xml:space="preserve">:  ALOK SHARMA</w:t>
       </w:r>
     </w:p>
     <w:p>
@@ -1035,7 +615,7 @@
           <w:b w:val="0"/>
           <w:sz w:val="23"/>
         </w:rPr>
-        <w:t xml:space="preserve">Date: 04th May, 2026</w:t>
+        <w:t xml:space="preserve">Date: 15th May, 2026</w:t>
         <w:tab/>
       </w:r>
     </w:p>
